--- a/landing-page/program-detail/rushford-business-school/bba/06-bba-in-project-management.docx
+++ b/landing-page/program-detail/rushford-business-school/bba/06-bba-in-project-management.docx
@@ -65,7 +65,7 @@
         <w:rPr>
           <w:sz w:val="22"/>
         </w:rPr>
-        <w:t>Build the business, leadership, and project-management skills to plan, execute, monitor, and deliver projects successfully across industries. Rushford Business School's BBA runs twenty to twenty-four months, fully online.</w:t>
+        <w:t>Build the business, leadership, and project-management skills to plan, execute, monitor, and deliver projects successfully across industries. Rushford Business School's BBA runs 20 to 24 months, fully online.</w:t>
       </w:r>
     </w:p>
     <w:p>
@@ -113,7 +113,7 @@
         <w:pStyle w:val="ListBullet"/>
       </w:pPr>
       <w:r>
-        <w:t>Career-focused programme</w:t>
+        <w:t>Career-focused program</w:t>
       </w:r>
     </w:p>
     <w:p>
@@ -137,7 +137,7 @@
         <w:pStyle w:val="Heading2"/>
       </w:pPr>
       <w:r>
-        <w:t>Programme at a Glance</w:t>
+        <w:t>Program At A Glance</w:t>
       </w:r>
     </w:p>
     <w:tbl>
@@ -220,7 +220,7 @@
                 <w:b/>
                 <w:sz w:val="20"/>
               </w:rPr>
-              <w:t>Specialisation</w:t>
+              <w:t>Specialization</w:t>
             </w:r>
           </w:p>
         </w:tc>
@@ -334,7 +334,7 @@
         <w:t xml:space="preserve">Note: </w:t>
       </w:r>
       <w:r>
-        <w:t>Programme duration and entry pathway may vary depending on your previous academic qualifications, professional background, and approved progression pathway. Admissions confirms everything in writing, fees included, before any payment.</w:t>
+        <w:t>Program duration and entry pathway may vary depending on your previous academic qualifications, professional background, and approved progression pathway. Admissions confirms everything in writing, fees included, before any payment.</w:t>
       </w:r>
     </w:p>
     <w:p>
@@ -342,12 +342,12 @@
         <w:pStyle w:val="Heading2"/>
       </w:pPr>
       <w:r>
-        <w:t>Programme Overview</w:t>
+        <w:t>Program Overview</w:t>
       </w:r>
     </w:p>
     <w:p>
       <w:r>
-        <w:t>Projects drive change, innovation, and growth across almost every industry. From construction and technology to healthcare, logistics, engineering, finance, and government, organisations need professionals who can manage time, cost, quality, people, risk, and resources effectively. The BBA in Project Management develops strong business-management knowledge together with specialised project-management capabilities.</w:t>
+        <w:t>Projects drive change, innovation, and growth across almost every industry. From construction and technology to healthcare, logistics, engineering, finance, and government, organizations need professionals who can manage time, cost, quality, people, risk, and resources effectively. The BBA in Project Management develops strong business-management knowledge together with specialised project-management capabilities.</w:t>
       </w:r>
     </w:p>
     <w:p>
@@ -360,7 +360,7 @@
         <w:pStyle w:val="Heading2"/>
       </w:pPr>
       <w:r>
-        <w:t>Why Choose This Programme</w:t>
+        <w:t>Why Choose This Program</w:t>
       </w:r>
     </w:p>
     <w:p>
@@ -705,12 +705,12 @@
         <w:pStyle w:val="ListBullet"/>
       </w:pPr>
       <w:r>
-        <w:t>Programme Support Executive</w:t>
+        <w:t>Program Support Executive</w:t>
       </w:r>
     </w:p>
     <w:p>
       <w:r>
-        <w:t>Roles come from the programme's official career outcomes. Exact opportunities depend on experience, industry, professional skills, and employer requirements.</w:t>
+        <w:t>Roles come from the program's official career outcomes. Exact opportunities depend on experience, industry, professional skills, and employer requirements.</w:t>
       </w:r>
     </w:p>
     <w:p>
@@ -718,7 +718,7 @@
         <w:pStyle w:val="Heading2"/>
       </w:pPr>
       <w:r>
-        <w:t>Programme Structure</w:t>
+        <w:t>Program Structure</w:t>
       </w:r>
     </w:p>
     <w:p>
@@ -884,7 +884,7 @@
         <w:spacing w:before="200"/>
       </w:pPr>
       <w:r>
-        <w:t>Programme focus areas</w:t>
+        <w:t>Program focus areas</w:t>
       </w:r>
     </w:p>
     <w:p>
@@ -996,7 +996,7 @@
               <w:rPr>
                 <w:sz w:val="20"/>
               </w:rPr>
-              <w:t>Ongoing support from enrolment through programme completion</w:t>
+              <w:t>Ongoing support from enrollment through program completion</w:t>
             </w:r>
           </w:p>
         </w:tc>
@@ -1146,7 +1146,7 @@
     </w:p>
     <w:p>
       <w:r>
-        <w:t>The UAE's net-zero plan commits AED 600 billion to clean and renewable energy through 2050, and those programmes are delivered through project teams.</w:t>
+        <w:t>The UAE's net-zero plan commits AED 600 billion to clean and renewable energy through 2050, and those programs are delivered through project teams.</w:t>
       </w:r>
     </w:p>
     <w:p>
@@ -1218,7 +1218,7 @@
                 <w:b/>
                 <w:sz w:val="20"/>
               </w:rPr>
-              <w:t>Programme Fees</w:t>
+              <w:t>Program Fees</w:t>
             </w:r>
           </w:p>
         </w:tc>
@@ -1289,7 +1289,7 @@
               <w:rPr>
                 <w:sz w:val="20"/>
               </w:rPr>
-              <w:t>Registration fee, initial payment, and monthly instalments itemised in the full structure</w:t>
+              <w:t>Registration fee, initial payment, and monthly installments itemised in the full structure</w:t>
             </w:r>
           </w:p>
         </w:tc>
